--- a/手術無影燈光學設計與模擬.docx
+++ b/手術無影燈光學設計與模擬.docx
@@ -6222,7 +6222,7 @@
                 <w:rFonts w:ascii="Google Sans" w:cs="Google Sans" w:eastAsia="Google Sans" w:hAnsi="Google Sans"/>
                 <w:rtl w:val="0"/>
               </w:rPr>
-              <w:t xml:space="preserve">通常要求 </w:t>
+              <w:t xml:space="preserve">未訂合格下限（標準裡沒有「</w:t>
             </w:r>
             <w:r>
               <w:rPr>
@@ -6266,7 +6266,7 @@
                 <w:rFonts w:ascii="Google Sans" w:cs="Google Sans" w:eastAsia="Google Sans" w:hAnsi="Google Sans"/>
                 <w:rtl w:val="0"/>
               </w:rPr>
-              <w:t xml:space="preserve"> </w:t>
+              <w:t xml:space="preserve">某百分比」這類門檻），只要求廠商在說明書標示；市售產品單遮罩常見約 29–70% </w:t>
             </w:r>
             <w:r>
               <w:rPr>
@@ -6276,7 +6276,7 @@
                 <w:vertAlign w:val="superscript"/>
                 <w:rtl w:val="0"/>
               </w:rPr>
-              <w:t xml:space="preserve">3</w:t>
+              <w:t xml:space="preserve">8</w:t>
             </w:r>
           </w:p>
         </w:tc>
@@ -6467,7 +6467,7 @@
                 <w:rFonts w:ascii="Google Sans" w:cs="Google Sans" w:eastAsia="Google Sans" w:hAnsi="Google Sans"/>
                 <w:rtl w:val="0"/>
               </w:rPr>
-              <w:t xml:space="preserve">視各國法規與標準要求</w:t>
+              <w:t xml:space="preserve">只要求在說明書標示，未訂合格下限</w:t>
             </w:r>
           </w:p>
         </w:tc>
@@ -6658,7 +6658,7 @@
                 <w:rFonts w:ascii="Google Sans" w:cs="Google Sans" w:eastAsia="Google Sans" w:hAnsi="Google Sans"/>
                 <w:rtl w:val="0"/>
               </w:rPr>
-              <w:t xml:space="preserve">視各國法規與標準要求</w:t>
+              <w:t xml:space="preserve">只要求在說明書標示，未訂合格下限</w:t>
             </w:r>
           </w:p>
         </w:tc>
@@ -9376,7 +9376,7 @@
           <w:rFonts w:ascii="Google Sans" w:cs="Google Sans" w:eastAsia="Google Sans" w:hAnsi="Google Sans"/>
           <w:rtl w:val="0"/>
         </w:rPr>
-        <w:t xml:space="preserve"> 以上，顯著高於 IEC 標準規定的最低臨界百分比 </w:t>
+        <w:t xml:space="preserve"> 以上，落在市售手術燈單遮罩標示值的常見區間（約 29–70%）之內；IEC 60601-2-41 只要求廠商標示這個百分比，並未訂最低臨界值 </w:t>
       </w:r>
       <w:r>
         <w:rPr>
@@ -9386,7 +9386,7 @@
           <w:vertAlign w:val="superscript"/>
           <w:rtl w:val="0"/>
         </w:rPr>
-        <w:t xml:space="preserve">3</w:t>
+        <w:t xml:space="preserve">14</w:t>
       </w:r>
       <w:r>
         <w:rPr>

--- a/手術無影燈光學設計與模擬.docx
+++ b/手術無影燈光學設計與模擬.docx
@@ -3618,7 +3618,7 @@
           <w:rFonts w:ascii="Google Sans" w:cs="Google Sans" w:eastAsia="Google Sans" w:hAnsi="Google Sans"/>
           <w:rtl w:val="0"/>
         </w:rPr>
-        <w:t xml:space="preserve">。雖然 LED 本身運作時產生的熱量主要是經由其背部的金屬基板（MCPCB）傳導散發，不會對患者產生直接的熱輻射威脅，但無影燈的總輻照度（Total Irradiance）依然受 IEC 標準限制，必須嚴格維持在 </w:t>
+        <w:t xml:space="preserve">。雖然 LED 本身運作時產生的熱量主要是經由其背部的金屬基板（MCPCB）傳導散發，不會對患者產生直接的熱輻射威脅，但無影燈的總輻照度（Total Irradiance）依然受 IEC 標準限制：2009 年版須在 </w:t>
       </w:r>
       <w:r>
         <w:rPr>
@@ -3662,7 +3662,7 @@
           <w:rFonts w:ascii="Google Sans" w:cs="Google Sans" w:eastAsia="Google Sans" w:hAnsi="Google Sans"/>
           <w:rtl w:val="0"/>
         </w:rPr>
-        <w:t xml:space="preserve"> 以下 </w:t>
+        <w:t xml:space="preserve"> 以下，2021 年第 3 版收緊為 700 W/m² </w:t>
       </w:r>
       <w:r>
         <w:rPr>
@@ -3672,7 +3672,7 @@
           <w:vertAlign w:val="superscript"/>
           <w:rtl w:val="0"/>
         </w:rPr>
-        <w:t xml:space="preserve">3</w:t>
+        <w:t xml:space="preserve">17</w:t>
       </w:r>
       <w:r>
         <w:rPr>

--- a/手術無影燈光學設計與模擬.docx
+++ b/手術無影燈光學設計與模擬.docx
@@ -3618,7 +3618,7 @@
           <w:rFonts w:ascii="Google Sans" w:cs="Google Sans" w:eastAsia="Google Sans" w:hAnsi="Google Sans"/>
           <w:rtl w:val="0"/>
         </w:rPr>
-        <w:t xml:space="preserve">。雖然 LED 本身運作時產生的熱量主要是經由其背部的金屬基板（MCPCB）傳導散發，不會對患者產生直接的熱輻射威脅，但無影燈的總輻照度（Total Irradiance）依然受 IEC 標準限制，必須嚴格維持在 </w:t>
+        <w:t xml:space="preserve">。雖然 LED 本身運作時產生的熱量主要是經由其背部的金屬基板（MCPCB）傳導散發，不會對患者產生直接的熱輻射威脅，但無影燈的總輻照度（Total Irradiance）依然受 IEC 標準限制：2009 年版須在 </w:t>
       </w:r>
       <w:r>
         <w:rPr>
@@ -3662,7 +3662,7 @@
           <w:rFonts w:ascii="Google Sans" w:cs="Google Sans" w:eastAsia="Google Sans" w:hAnsi="Google Sans"/>
           <w:rtl w:val="0"/>
         </w:rPr>
-        <w:t xml:space="preserve"> 以下 </w:t>
+        <w:t xml:space="preserve"> 以下，2021 年第 3 版收緊為 700 W/m² </w:t>
       </w:r>
       <w:r>
         <w:rPr>
@@ -3672,7 +3672,7 @@
           <w:vertAlign w:val="superscript"/>
           <w:rtl w:val="0"/>
         </w:rPr>
-        <w:t xml:space="preserve">3</w:t>
+        <w:t xml:space="preserve">17</w:t>
       </w:r>
       <w:r>
         <w:rPr>
@@ -6222,7 +6222,7 @@
                 <w:rFonts w:ascii="Google Sans" w:cs="Google Sans" w:eastAsia="Google Sans" w:hAnsi="Google Sans"/>
                 <w:rtl w:val="0"/>
               </w:rPr>
-              <w:t xml:space="preserve">通常要求 </w:t>
+              <w:t xml:space="preserve">未訂合格下限（標準裡沒有「</w:t>
             </w:r>
             <w:r>
               <w:rPr>
@@ -6266,7 +6266,7 @@
                 <w:rFonts w:ascii="Google Sans" w:cs="Google Sans" w:eastAsia="Google Sans" w:hAnsi="Google Sans"/>
                 <w:rtl w:val="0"/>
               </w:rPr>
-              <w:t xml:space="preserve"> </w:t>
+              <w:t xml:space="preserve">某百分比」這類門檻），只要求廠商在說明書標示；市售產品單遮罩常見約 29–70% </w:t>
             </w:r>
             <w:r>
               <w:rPr>
@@ -6276,7 +6276,7 @@
                 <w:vertAlign w:val="superscript"/>
                 <w:rtl w:val="0"/>
               </w:rPr>
-              <w:t xml:space="preserve">3</w:t>
+              <w:t xml:space="preserve">8</w:t>
             </w:r>
           </w:p>
         </w:tc>
@@ -6467,7 +6467,7 @@
                 <w:rFonts w:ascii="Google Sans" w:cs="Google Sans" w:eastAsia="Google Sans" w:hAnsi="Google Sans"/>
                 <w:rtl w:val="0"/>
               </w:rPr>
-              <w:t xml:space="preserve">視各國法規與標準要求</w:t>
+              <w:t xml:space="preserve">只要求在說明書標示，未訂合格下限</w:t>
             </w:r>
           </w:p>
         </w:tc>
@@ -6658,7 +6658,7 @@
                 <w:rFonts w:ascii="Google Sans" w:cs="Google Sans" w:eastAsia="Google Sans" w:hAnsi="Google Sans"/>
                 <w:rtl w:val="0"/>
               </w:rPr>
-              <w:t xml:space="preserve">視各國法規與標準要求</w:t>
+              <w:t xml:space="preserve">只要求在說明書標示，未訂合格下限</w:t>
             </w:r>
           </w:p>
         </w:tc>
@@ -9376,7 +9376,7 @@
           <w:rFonts w:ascii="Google Sans" w:cs="Google Sans" w:eastAsia="Google Sans" w:hAnsi="Google Sans"/>
           <w:rtl w:val="0"/>
         </w:rPr>
-        <w:t xml:space="preserve"> 以上，顯著高於 IEC 標準規定的最低臨界百分比 </w:t>
+        <w:t xml:space="preserve"> 以上，落在市售手術燈單遮罩標示值的常見區間（約 29–70%）之內；IEC 60601-2-41 只要求廠商標示這個百分比，並未訂最低臨界值 </w:t>
       </w:r>
       <w:r>
         <w:rPr>
@@ -9386,7 +9386,7 @@
           <w:vertAlign w:val="superscript"/>
           <w:rtl w:val="0"/>
         </w:rPr>
-        <w:t xml:space="preserve">3</w:t>
+        <w:t xml:space="preserve">14</w:t>
       </w:r>
       <w:r>
         <w:rPr>

--- a/手術無影燈光學設計與模擬.docx
+++ b/手術無影燈光學設計與模擬.docx
@@ -6266,7 +6266,7 @@
                 <w:rFonts w:ascii="Google Sans" w:cs="Google Sans" w:eastAsia="Google Sans" w:hAnsi="Google Sans"/>
                 <w:rtl w:val="0"/>
               </w:rPr>
-              <w:t xml:space="preserve">某百分比」這類門檻），只要求廠商在說明書標示；市售產品單遮罩常見約 29–70% </w:t>
+              <w:t xml:space="preserve">某百分比」這類門檻），只要求廠商在說明書標示；市售產品單遮罩常見約 56–70% </w:t>
             </w:r>
             <w:r>
               <w:rPr>
@@ -9376,7 +9376,7 @@
           <w:rFonts w:ascii="Google Sans" w:cs="Google Sans" w:eastAsia="Google Sans" w:hAnsi="Google Sans"/>
           <w:rtl w:val="0"/>
         </w:rPr>
-        <w:t xml:space="preserve"> 以上，落在市售手術燈單遮罩標示值的常見區間（約 29–70%）之內；IEC 60601-2-41 只要求廠商標示這個百分比，並未訂最低臨界值 </w:t>
+        <w:t xml:space="preserve"> 以上，落在市售手術燈單遮罩標示值的常見區間（約 56–70%）之內；IEC 60601-2-41 只要求廠商標示這個百分比，並未訂最低臨界值 </w:t>
       </w:r>
       <w:r>
         <w:rPr>

--- a/手術無影燈光學設計與模擬.docx
+++ b/手術無影燈光學設計與模擬.docx
@@ -23,7 +23,7 @@
           <w:rFonts w:ascii="Google Sans" w:cs="Google Sans" w:eastAsia="Google Sans" w:hAnsi="Google Sans"/>
           <w:rtl w:val="0"/>
         </w:rPr>
-        <w:t xml:space="preserve">外科手術無影燈之光學與機械設計原理、國際標準規範及計算機模擬技術報告</w:t>
+        <w:t xml:space="preserve">外科手術無影燈之光學與機械設計原理、國際標準規範及電腦模擬技術報告</w:t>
       </w:r>
     </w:p>
     <w:p>
@@ -3463,7 +3463,7 @@
           <w:rFonts w:ascii="Google Sans" w:cs="Google Sans" w:eastAsia="Google Sans" w:hAnsi="Google Sans"/>
           <w:rtl w:val="0"/>
         </w:rPr>
-        <w:t xml:space="preserve">：為了解決此問題，現代醫療光學元件的透鏡表面均勻刻蝕有高度微細化的三維微結構（Micro-structured surface） </w:t>
+        <w:t xml:space="preserve">：為了解決此問題，現代醫療光學元件的透鏡表面均勻刻蝕有高度微細化的 3D 微結構（Micro-structured surface） </w:t>
       </w:r>
       <w:r>
         <w:rPr>
@@ -7225,7 +7225,7 @@
           <w:rFonts w:ascii="Google Sans" w:cs="Google Sans" w:eastAsia="Google Sans" w:hAnsi="Google Sans"/>
           <w:rtl w:val="0"/>
         </w:rPr>
-        <w:t xml:space="preserve">在 Python 光學設計生態中，雖有如 pyoptools 支援非 sequential 三維光路追跡 </w:t>
+        <w:t xml:space="preserve">在 Python 光學設計生態中，雖有如 pyoptools 支援非 sequential 3D 光路追跡 </w:t>
       </w:r>
       <w:r>
         <w:rPr>
@@ -8706,7 +8706,7 @@
         <w:br w:type="textWrapping"/>
         <w:t xml:space="preserve">    # ==========================</w:t>
         <w:br w:type="textWrapping"/>
-        <w:t xml:space="preserve">    # 1. 光學與幾何參數初始化 (單位: 厘米 cm)</w:t>
+        <w:t xml:space="preserve">    # 1. 光學與幾何參數初始化 (單位: 公分 cm)</w:t>
         <w:br w:type="textWrapping"/>
         <w:t xml:space="preserve">    # ==========================</w:t>
         <w:br w:type="textWrapping"/>
@@ -9081,7 +9081,7 @@
           <w:rFonts w:ascii="Google Sans" w:cs="Google Sans" w:eastAsia="Google Sans" w:hAnsi="Google Sans"/>
           <w:rtl w:val="0"/>
         </w:rPr>
-        <w:t xml:space="preserve">運作此 Python 模擬器後，生成的光學分析圖像為無影燈之光路控制提供了直觀的幾何學佐證：</w:t>
+        <w:t xml:space="preserve">運作此 Python 模擬器後，生成的光學分析影像為無影燈之光路控制提供了直觀的幾何學佐證：</w:t>
       </w:r>
     </w:p>
     <w:p>
@@ -9555,7 +9555,7 @@
           <w:rFonts w:ascii="Google Sans" w:cs="Google Sans" w:eastAsia="Google Sans" w:hAnsi="Google Sans"/>
           <w:rtl w:val="0"/>
         </w:rPr>
-        <w:t xml:space="preserve">。新型智慧無影燈系統在內部整合了基於微控制器的偵測反饋迴路 </w:t>
+        <w:t xml:space="preserve">。新型智慧無影燈系統在內部整合了基於微控制器的偵測回饋迴路 </w:t>
       </w:r>
       <w:r>
         <w:rPr>
@@ -9650,7 +9650,7 @@
           <w:rFonts w:ascii="Google Sans" w:cs="Google Sans" w:eastAsia="Google Sans" w:hAnsi="Google Sans"/>
           <w:rtl w:val="0"/>
         </w:rPr>
-        <w:t xml:space="preserve"> 的 HC-SR04 模組）或光飛行時間（ToF）雷達為基礎的距離傳感器矩陣 </w:t>
+        <w:t xml:space="preserve"> 的 HC-SR04 模組）或光飛行時間（ToF）雷達為基礎的距離感測器矩陣 </w:t>
       </w:r>
       <w:r>
         <w:rPr>
@@ -10019,7 +10019,7 @@
           <w:bCs w:val="1"/>
           <w:rtl w:val="0"/>
         </w:rPr>
-        <w:t xml:space="preserve">三維分區響應</w:t>
+        <w:t xml:space="preserve">3D 分區響應</w:t>
       </w:r>
       <w:r>
         <w:rPr>
@@ -10243,7 +10243,7 @@
           <w:rFonts w:ascii="Google Sans" w:cs="Google Sans" w:eastAsia="Google Sans" w:hAnsi="Google Sans"/>
           <w:rtl w:val="0"/>
         </w:rPr>
-        <w:t xml:space="preserve">；同時，系統透過脈衝寬度調變（PWM）自動拉高其餘未受遮擋方向的恆流驅動晶片之工作電流，提升這些通路的發光通量，實時補償焦點平面因光路被斷而損失的照度 </w:t>
+        <w:t xml:space="preserve">；同時，系統透過脈衝寬度調變（PWM）自動拉高其餘未受遮擋方向的恆流驅動晶片之工作電流，提升這些通路的發光通量，即時補償焦點平面因光路被斷而損失的照度 </w:t>
       </w:r>
       <w:r>
         <w:rPr>
@@ -10368,7 +10368,7 @@
           <w:rFonts w:ascii="Google Sans" w:cs="Google Sans" w:eastAsia="Google Sans" w:hAnsi="Google Sans"/>
           <w:rtl w:val="0"/>
         </w:rPr>
-        <w:t xml:space="preserve">在高度複雜的現代數位化手術室內，手術紀錄與現場教學錄像變得十分普遍，而機器的拍攝高度容易受到遮擋限制 </w:t>
+        <w:t xml:space="preserve">在高度複雜的現代數位化手術室內，手術紀錄與現場教學錄影變得十分普遍，而機器的拍攝高度容易受到遮擋限制 </w:t>
       </w:r>
       <w:r>
         <w:rPr>
@@ -10419,7 +10419,7 @@
           <w:rFonts w:ascii="Google Sans" w:cs="Google Sans" w:eastAsia="Google Sans" w:hAnsi="Google Sans"/>
           <w:rtl w:val="0"/>
         </w:rPr>
-        <w:t xml:space="preserve">：近年來，部分無影燈品牌開始在燈頭邊緣呈環形集成多個微型、高畫質相機模組（Multi-camera Shadowless Lamp） </w:t>
+        <w:t xml:space="preserve">：近年來，部分無影燈品牌開始在燈頭邊緣呈環形整合多個微型、高畫質相機模組（Multi-camera Shadowless Lamp） </w:t>
       </w:r>
       <w:r>
         <w:rPr>
@@ -10463,14 +10463,14 @@
           <w:bCs w:val="1"/>
           <w:rtl w:val="0"/>
         </w:rPr>
-        <w:t xml:space="preserve">智慧全景圖像重構</w:t>
-      </w:r>
-      <w:r>
-        <w:rPr>
-          <w:rFonts w:ascii="Google Sans" w:cs="Google Sans" w:eastAsia="Google Sans" w:hAnsi="Google Sans"/>
-          <w:rtl w:val="0"/>
-        </w:rPr>
-        <w:t xml:space="preserve">：由於燈頭在手術中經常被隨機推移旋轉，內置的自適應校準演算法能自動辨識燈盤發生位移的時間點，隨後動態調校不同相機鏡頭之間的透視矩陣，自動挑選出在當下被遮擋程度最低、視野最清晰的相機視角，進行實時圖像拼接與畫面穩定處理 </w:t>
+        <w:t xml:space="preserve">智慧全景影像重構</w:t>
+      </w:r>
+      <w:r>
+        <w:rPr>
+          <w:rFonts w:ascii="Google Sans" w:cs="Google Sans" w:eastAsia="Google Sans" w:hAnsi="Google Sans"/>
+          <w:rtl w:val="0"/>
+        </w:rPr>
+        <w:t xml:space="preserve">：由於燈頭在手術中經常被隨機推移旋轉，內置的自適應校準演算法能自動辨識燈盤發生位移的時間點，隨後動態調校不同相機鏡頭之間的透視矩陣，自動挑選出在當下被遮擋程度最低、視野最清晰的相機視角，進行即時影像拼接與畫面穩定處理 </w:t>
       </w:r>
       <w:r>
         <w:rPr>
@@ -10487,7 +10487,7 @@
           <w:rFonts w:ascii="Google Sans" w:cs="Google Sans" w:eastAsia="Google Sans" w:hAnsi="Google Sans"/>
           <w:rtl w:val="0"/>
         </w:rPr>
-        <w:t xml:space="preserve">。這使得在不打擾手術團隊操作的前提下，系統能持續生成無阻擋、高解析度的手術全景流媒體，為遠程醫療診斷與實習教學提供高品質的視訊支援 </w:t>
+        <w:t xml:space="preserve">。這使得在不打擾手術團隊操作的前提下，系統能持續生成無阻擋、高解析度的手術全景串流，為遠距醫療診斷與實習教學提供高品質的視訊支援 </w:t>
       </w:r>
       <w:r>
         <w:rPr>
